--- a/Mapped Curriculum Lesson - Supplemental Material/Grade 6/Lesson 08 - Counted Loops/Counted Loops - Worksheet.docx
+++ b/Mapped Curriculum Lesson - Supplemental Material/Grade 6/Lesson 08 - Counted Loops/Counted Loops - Worksheet.docx
@@ -923,7 +923,7 @@
         <w:rPr>
           <w:color w:val="080808"/>
         </w:rPr>
-        <w:t xml:space="preserve">The display stops too soon. Change </w:t>
+        <w:t xml:space="preserve">Change </w:t>
       </w:r>
       <w:r>
         <w:rPr>
@@ -936,7 +936,33 @@
         <w:rPr>
           <w:color w:val="080808"/>
         </w:rPr>
-        <w:t xml:space="preserve"> so the starter prints the first ten multiples, then check that the final line is the tenth multiple.</w:t>
+        <w:t xml:space="preserve"> so [count] uses the numbers 1 through 10. For the input 4, the first line must be </w:t>
+      </w:r>
+      <w:r>
+        <w:rPr>
+          <w:color w:val="067D17"/>
+          <w:rFonts w:ascii="Consolas" w:hAnsi="Consolas"/>
+        </w:rPr>
+        <w:t>"4 x 1 = 4"</w:t>
+      </w:r>
+      <w:r>
+        <w:rPr>
+          <w:color w:val="080808"/>
+        </w:rPr>
+        <w:t xml:space="preserve"> and the last line must be </w:t>
+      </w:r>
+      <w:r>
+        <w:rPr>
+          <w:color w:val="067D17"/>
+          <w:rFonts w:ascii="Consolas" w:hAnsi="Consolas"/>
+        </w:rPr>
+        <w:t>"4 x 10 = 40"</w:t>
+      </w:r>
+      <w:r>
+        <w:rPr>
+          <w:color w:val="080808"/>
+        </w:rPr>
+        <w:t>.</w:t>
       </w:r>
     </w:p>
     <w:p w14:noSpellErr="1">
@@ -1026,7 +1052,7 @@
         <w:rPr>
           <w:color w:val="080808"/>
         </w:rPr>
-        <w:t xml:space="preserve">Let the user choose where the table begins. Use </w:t>
+        <w:t xml:space="preserve">Ask which table line to start with and store the whole number in [start]. Use </w:t>
       </w:r>
       <w:r>
         <w:rPr>
@@ -1039,7 +1065,33 @@
         <w:rPr>
           <w:color w:val="080808"/>
         </w:rPr>
-        <w:t xml:space="preserve"> with that starting multiplier to display five consecutive multiples.</w:t>
+        <w:t xml:space="preserve"> to display five lines beginning with [start]. For table 3 and start 4, display lines from </w:t>
+      </w:r>
+      <w:r>
+        <w:rPr>
+          <w:color w:val="067D17"/>
+          <w:rFonts w:ascii="Consolas" w:hAnsi="Consolas"/>
+        </w:rPr>
+        <w:t>"3 x 4 = 12"</w:t>
+      </w:r>
+      <w:r>
+        <w:rPr>
+          <w:color w:val="080808"/>
+        </w:rPr>
+        <w:t xml:space="preserve"> through </w:t>
+      </w:r>
+      <w:r>
+        <w:rPr>
+          <w:color w:val="067D17"/>
+          <w:rFonts w:ascii="Consolas" w:hAnsi="Consolas"/>
+        </w:rPr>
+        <w:t>"3 x 8 = 24"</w:t>
+      </w:r>
+      <w:r>
+        <w:rPr>
+          <w:color w:val="080808"/>
+        </w:rPr>
+        <w:t>.</w:t>
       </w:r>
     </w:p>
     <w:p>

--- a/Mapped Curriculum Lesson - Supplemental Material/Grade 6/Lesson 08 - Counted Loops/Counted Loops - Worksheet.docx
+++ b/Mapped Curriculum Lesson - Supplemental Material/Grade 6/Lesson 08 - Counted Loops/Counted Loops - Worksheet.docx
@@ -923,12 +923,46 @@
         <w:rPr>
           <w:color w:val="080808"/>
         </w:rPr>
-        <w:t xml:space="preserve">Change </w:t>
+        <w:t xml:space="preserve">Change the example so it also asks how many lines to show and stores the whole number in </w:t>
+      </w:r>
+      <w:r>
+        <w:rPr>
+          <w:color w:val="6A1B9A"/>
+          <w:rFonts w:ascii="JetBrains Mono" w:hAnsi="JetBrains Mono"/>
+          <w:sz w:val="20"/>
+          <w:szCs w:val="20"/>
+          <w:shd w:val="clear" w:color="auto" w:fill="ECEAF4"/>
+        </w:rPr>
+        <w:t> lines </w:t>
+      </w:r>
+      <w:r>
+        <w:rPr>
+          <w:color w:val="080808"/>
+        </w:rPr>
+        <w:t xml:space="preserve">. Use </w:t>
+      </w:r>
+      <w:r>
+        <w:rPr>
+          <w:color w:val="6A1B9A"/>
+          <w:rFonts w:ascii="JetBrains Mono" w:hAnsi="JetBrains Mono"/>
+          <w:sz w:val="20"/>
+          <w:szCs w:val="20"/>
+          <w:shd w:val="clear" w:color="auto" w:fill="ECEAF4"/>
+        </w:rPr>
+        <w:t> lines </w:t>
+      </w:r>
+      <w:r>
+        <w:rPr>
+          <w:color w:val="080808"/>
+        </w:rPr>
+        <w:t xml:space="preserve"> in </w:t>
       </w:r>
       <w:r>
         <w:rPr>
           <w:color w:val="1750EB"/>
-          <w:rFonts w:ascii="Consolas" w:hAnsi="Consolas"/>
+          <w:rFonts w:ascii="JetBrains Mono" w:hAnsi="JetBrains Mono"/>
+          <w:sz w:val="20"/>
+          <w:szCs w:val="20"/>
         </w:rPr>
         <w:t>range()</w:t>
       </w:r>
@@ -936,25 +970,30 @@
         <w:rPr>
           <w:color w:val="080808"/>
         </w:rPr>
-        <w:t xml:space="preserve"> so [count] uses the numbers 1 through 10. For the input 4, the first line must be </w:t>
+        <w:t xml:space="preserve"> so the table runs from 1 up to </w:t>
+      </w:r>
+      <w:r>
+        <w:rPr>
+          <w:color w:val="6A1B9A"/>
+          <w:rFonts w:ascii="JetBrains Mono" w:hAnsi="JetBrains Mono"/>
+          <w:sz w:val="20"/>
+          <w:szCs w:val="20"/>
+          <w:shd w:val="clear" w:color="auto" w:fill="ECEAF4"/>
+        </w:rPr>
+        <w:t> lines </w:t>
+      </w:r>
+      <w:r>
+        <w:rPr>
+          <w:color w:val="080808"/>
+        </w:rPr>
+        <w:t xml:space="preserve">. For example, table 4 with 10 lines ends with </w:t>
       </w:r>
       <w:r>
         <w:rPr>
           <w:color w:val="067D17"/>
-          <w:rFonts w:ascii="Consolas" w:hAnsi="Consolas"/>
-        </w:rPr>
-        <w:t>"4 x 1 = 4"</w:t>
-      </w:r>
-      <w:r>
-        <w:rPr>
-          <w:color w:val="080808"/>
-        </w:rPr>
-        <w:t xml:space="preserve"> and the last line must be </w:t>
-      </w:r>
-      <w:r>
-        <w:rPr>
-          <w:color w:val="067D17"/>
-          <w:rFonts w:ascii="Consolas" w:hAnsi="Consolas"/>
+          <w:rFonts w:ascii="JetBrains Mono" w:hAnsi="JetBrains Mono"/>
+          <w:sz w:val="20"/>
+          <w:szCs w:val="20"/>
         </w:rPr>
         <w:t>"4 x 10 = 40"</w:t>
       </w:r>
@@ -1052,12 +1091,30 @@
         <w:rPr>
           <w:color w:val="080808"/>
         </w:rPr>
-        <w:t xml:space="preserve">Ask which table line to start with and store the whole number in [start]. Use </w:t>
+        <w:t xml:space="preserve">Extend the example so it asks for a starting multiplier and stores it in </w:t>
+      </w:r>
+      <w:r>
+        <w:rPr>
+          <w:color w:val="6A1B9A"/>
+          <w:rFonts w:ascii="JetBrains Mono" w:hAnsi="JetBrains Mono"/>
+          <w:sz w:val="20"/>
+          <w:szCs w:val="20"/>
+          <w:shd w:val="clear" w:color="auto" w:fill="ECEAF4"/>
+        </w:rPr>
+        <w:t> start </w:t>
+      </w:r>
+      <w:r>
+        <w:rPr>
+          <w:color w:val="080808"/>
+        </w:rPr>
+        <w:t xml:space="preserve">. Change </w:t>
       </w:r>
       <w:r>
         <w:rPr>
           <w:color w:val="1750EB"/>
-          <w:rFonts w:ascii="Consolas" w:hAnsi="Consolas"/>
+          <w:rFonts w:ascii="JetBrains Mono" w:hAnsi="JetBrains Mono"/>
+          <w:sz w:val="20"/>
+          <w:szCs w:val="20"/>
         </w:rPr>
         <w:t>range()</w:t>
       </w:r>
@@ -1065,12 +1122,30 @@
         <w:rPr>
           <w:color w:val="080808"/>
         </w:rPr>
-        <w:t xml:space="preserve"> to display five lines beginning with [start]. For table 3 and start 4, display lines from </w:t>
+        <w:t xml:space="preserve"> so it displays five lines beginning at </w:t>
+      </w:r>
+      <w:r>
+        <w:rPr>
+          <w:color w:val="6A1B9A"/>
+          <w:rFonts w:ascii="JetBrains Mono" w:hAnsi="JetBrains Mono"/>
+          <w:sz w:val="20"/>
+          <w:szCs w:val="20"/>
+          <w:shd w:val="clear" w:color="auto" w:fill="ECEAF4"/>
+        </w:rPr>
+        <w:t> start </w:t>
+      </w:r>
+      <w:r>
+        <w:rPr>
+          <w:color w:val="080808"/>
+        </w:rPr>
+        <w:t xml:space="preserve">. For example, table 3 starting at 4 displays </w:t>
       </w:r>
       <w:r>
         <w:rPr>
           <w:color w:val="067D17"/>
-          <w:rFonts w:ascii="Consolas" w:hAnsi="Consolas"/>
+          <w:rFonts w:ascii="JetBrains Mono" w:hAnsi="JetBrains Mono"/>
+          <w:sz w:val="20"/>
+          <w:szCs w:val="20"/>
         </w:rPr>
         <w:t>"3 x 4 = 12"</w:t>
       </w:r>
@@ -1078,12 +1153,14 @@
         <w:rPr>
           <w:color w:val="080808"/>
         </w:rPr>
-        <w:t xml:space="preserve"> through </w:t>
+        <w:t xml:space="preserve"> to </w:t>
       </w:r>
       <w:r>
         <w:rPr>
           <w:color w:val="067D17"/>
-          <w:rFonts w:ascii="Consolas" w:hAnsi="Consolas"/>
+          <w:rFonts w:ascii="JetBrains Mono" w:hAnsi="JetBrains Mono"/>
+          <w:sz w:val="20"/>
+          <w:szCs w:val="20"/>
         </w:rPr>
         <w:t>"3 x 8 = 24"</w:t>
       </w:r>
@@ -1118,12 +1195,30 @@
         <w:rPr>
           <w:color w:val="080808"/>
         </w:rPr>
-        <w:t xml:space="preserve">Create a three-line announcement. Ask for a short message, then use a </w:t>
+        <w:t xml:space="preserve">Create a savings planner. Ask for a starting amount and a weekly saving as whole numbers, and store the starting amount in </w:t>
+      </w:r>
+      <w:r>
+        <w:rPr>
+          <w:color w:val="6A1B9A"/>
+          <w:rFonts w:ascii="JetBrains Mono" w:hAnsi="JetBrains Mono"/>
+          <w:sz w:val="20"/>
+          <w:szCs w:val="20"/>
+          <w:shd w:val="clear" w:color="auto" w:fill="ECEAF4"/>
+        </w:rPr>
+        <w:t> total </w:t>
+      </w:r>
+      <w:r>
+        <w:rPr>
+          <w:color w:val="080808"/>
+        </w:rPr>
+        <w:t xml:space="preserve">. Use a </w:t>
       </w:r>
       <w:r>
         <w:rPr>
           <w:color w:val="1750EB"/>
-          <w:rFonts w:ascii="Consolas" w:hAnsi="Consolas"/>
+          <w:rFonts w:ascii="JetBrains Mono" w:hAnsi="JetBrains Mono"/>
+          <w:sz w:val="20"/>
+          <w:szCs w:val="20"/>
         </w:rPr>
         <w:t>for</w:t>
       </w:r>
@@ -1136,7 +1231,9 @@
       <w:r>
         <w:rPr>
           <w:color w:val="1750EB"/>
-          <w:rFonts w:ascii="Consolas" w:hAnsi="Consolas"/>
+          <w:rFonts w:ascii="JetBrains Mono" w:hAnsi="JetBrains Mono"/>
+          <w:sz w:val="20"/>
+          <w:szCs w:val="20"/>
         </w:rPr>
         <w:t>range()</w:t>
       </w:r>
@@ -1144,59 +1241,38 @@
         <w:rPr>
           <w:color w:val="080808"/>
         </w:rPr>
-        <w:t xml:space="preserve"> to display </w:t>
+        <w:t xml:space="preserve"> to add the saving to </w:t>
+      </w:r>
+      <w:r>
+        <w:rPr>
+          <w:color w:val="6A1B9A"/>
+          <w:rFonts w:ascii="JetBrains Mono" w:hAnsi="JetBrains Mono"/>
+          <w:sz w:val="20"/>
+          <w:szCs w:val="20"/>
+          <w:shd w:val="clear" w:color="auto" w:fill="ECEAF4"/>
+        </w:rPr>
+        <w:t> total </w:t>
+      </w:r>
+      <w:r>
+        <w:rPr>
+          <w:color w:val="080808"/>
+        </w:rPr>
+        <w:t xml:space="preserve"> each week and display it, such as </w:t>
       </w:r>
       <w:r>
         <w:rPr>
           <w:color w:val="067D17"/>
-          <w:rFonts w:ascii="Consolas" w:hAnsi="Consolas"/>
-        </w:rPr>
-        <w:t>"1 [message]"</w:t>
-      </w:r>
-      <w:r>
-        <w:rPr>
-          <w:color w:val="080808"/>
-        </w:rPr>
-        <w:t xml:space="preserve">, </w:t>
-      </w:r>
-      <w:r>
-        <w:rPr>
-          <w:color w:val="067D17"/>
-          <w:rFonts w:ascii="Consolas" w:hAnsi="Consolas"/>
-        </w:rPr>
-        <w:t>"2 [message]"</w:t>
-      </w:r>
-      <w:r>
-        <w:rPr>
-          <w:color w:val="080808"/>
-        </w:rPr>
-        <w:t xml:space="preserve"> and </w:t>
-      </w:r>
-      <w:r>
-        <w:rPr>
-          <w:color w:val="067D17"/>
-          <w:rFonts w:ascii="Consolas" w:hAnsi="Consolas"/>
-        </w:rPr>
-        <w:t>"3 [message]"</w:t>
-      </w:r>
-      <w:r>
-        <w:rPr>
-          <w:color w:val="080808"/>
-        </w:rPr>
-        <w:t xml:space="preserve">. Try it with </w:t>
-      </w:r>
-      <w:r>
-        <w:rPr>
-          <w:color w:val="067D17"/>
-          <w:rFonts w:ascii="Consolas" w:hAnsi="Consolas"/>
-        </w:rPr>
-        <w:t>"Ready"</w:t>
-      </w:r>
-      <w:r>
-        <w:rPr>
-          <w:color w:val="080808"/>
-        </w:rPr>
-        <w:t>.</w:t>
+          <w:rFonts w:ascii="JetBrains Mono" w:hAnsi="JetBrains Mono"/>
+          <w:sz w:val="20"/>
+          <w:szCs w:val="20"/>
+        </w:rPr>
+        <w:t>"Week 1 total: 15"</w:t>
+      </w:r>
+      <w:r>
+        <w:rPr>
+          <w:color w:val="080808"/>
+        </w:rPr>
+        <w:t>. Show weeks 1 to 4.</w:t>
       </w:r>
     </w:p>
     <w:p>

--- a/Mapped Curriculum Lesson - Supplemental Material/Grade 6/Lesson 08 - Counted Loops/Counted Loops - Worksheet.docx
+++ b/Mapped Curriculum Lesson - Supplemental Material/Grade 6/Lesson 08 - Counted Loops/Counted Loops - Worksheet.docx
@@ -108,7 +108,7 @@
           <w:rFonts w:ascii="JetBrains Mono" w:hAnsi="JetBrains Mono" w:cs="JetBrains Mono"/>
           <w:sz w:val="24"/>
           <w:szCs w:val="24"/>
-          <w:color w:val="1750EB"/>
+          <w:color w:val="C45E00"/>
         </w:rPr>
         <w:t>for</w:t>
       </w:r>
@@ -126,7 +126,7 @@
           <w:rFonts w:ascii="JetBrains Mono" w:hAnsi="JetBrains Mono" w:cs="JetBrains Mono"/>
           <w:sz w:val="24"/>
           <w:szCs w:val="24"/>
-          <w:color w:val="1750EB"/>
+          <w:color w:val="C45E00"/>
         </w:rPr>
         <w:t>in</w:t>
       </w:r>
@@ -703,7 +703,7 @@
           <w:rFonts w:ascii="JetBrains Mono" w:hAnsi="JetBrains Mono" w:cs="JetBrains Mono"/>
           <w:sz w:val="24"/>
           <w:szCs w:val="24"/>
-          <w:color w:val="1750EB"/>
+          <w:color w:val="C45E00"/>
         </w:rPr>
         <w:t>for</w:t>
       </w:r>
@@ -721,7 +721,7 @@
           <w:rFonts w:ascii="JetBrains Mono" w:hAnsi="JetBrains Mono" w:cs="JetBrains Mono"/>
           <w:sz w:val="24"/>
           <w:szCs w:val="24"/>
-          <w:color w:val="1750EB"/>
+          <w:color w:val="C45E00"/>
         </w:rPr>
         <w:t>in</w:t>
       </w:r>
@@ -1215,7 +1215,7 @@
       </w:r>
       <w:r>
         <w:rPr>
-          <w:color w:val="1750EB"/>
+          <w:color w:val="C45E00"/>
           <w:rFonts w:ascii="JetBrains Mono" w:hAnsi="JetBrains Mono"/>
           <w:sz w:val="20"/>
           <w:szCs w:val="20"/>

--- a/Mapped Curriculum Lesson - Supplemental Material/Grade 6/Lesson 08 - Counted Loops/Counted Loops - Worksheet.docx
+++ b/Mapped Curriculum Lesson - Supplemental Material/Grade 6/Lesson 08 - Counted Loops/Counted Loops - Worksheet.docx
@@ -1466,7 +1466,7 @@
           <w:kern w:val="0"/>
           <w:szCs w:val="24"/>
           <w14:ligatures w14:val="none"/>
-          <w:color w:val="1750EB"/>
+          <w:color w:val="C45E00"/>
         </w:rPr>
         <w:t>for</w:t>
       </w:r>
@@ -1486,7 +1486,7 @@
           <w:kern w:val="0"/>
           <w:szCs w:val="24"/>
           <w14:ligatures w14:val="none"/>
-          <w:color w:val="1750EB"/>
+          <w:color w:val="C45E00"/>
         </w:rPr>
         <w:t>in</w:t>
       </w:r>
